--- a/记录.docx
+++ b/记录.docx
@@ -155,6 +155,38 @@
     </w:p>
     <w:p>
       <w:pPr>
+        <w:pStyle w:val="3"/>
+        <w:rPr>
+          <w:rFonts w:hint="eastAsia"/>
+        </w:rPr>
+      </w:pPr>
+    </w:p>
+    <w:p>
+      <w:pPr>
+        <w:pStyle w:val="3"/>
+        <w:rPr>
+          <w:rFonts w:hint="eastAsia"/>
+        </w:rPr>
+      </w:pPr>
+    </w:p>
+    <w:p>
+      <w:pPr>
+        <w:pStyle w:val="3"/>
+        <w:rPr>
+          <w:rFonts w:hint="eastAsia"/>
+        </w:rPr>
+      </w:pPr>
+    </w:p>
+    <w:p>
+      <w:pPr>
+        <w:pStyle w:val="3"/>
+        <w:rPr>
+          <w:rFonts w:hint="eastAsia"/>
+        </w:rPr>
+      </w:pPr>
+    </w:p>
+    <w:p>
+      <w:pPr>
         <w:pStyle w:val="2"/>
         <w:keepNext w:val="0"/>
         <w:keepLines w:val="0"/>
@@ -208,7 +240,7 @@
       </w:pPr>
       <w:r>
         <w:rPr>
-          <w:rStyle w:val="6"/>
+          <w:rStyle w:val="7"/>
           <w:rFonts w:hint="default" w:ascii="Segoe UI" w:hAnsi="Segoe UI" w:eastAsia="Segoe UI" w:cs="Segoe UI"/>
           <w:i w:val="0"/>
           <w:iCs w:val="0"/>
@@ -251,7 +283,7 @@
       </w:pPr>
       <w:r>
         <w:rPr>
-          <w:rStyle w:val="6"/>
+          <w:rStyle w:val="7"/>
           <w:rFonts w:hint="default" w:ascii="Segoe UI" w:hAnsi="Segoe UI" w:eastAsia="Segoe UI" w:cs="Segoe UI"/>
           <w:i w:val="0"/>
           <w:iCs w:val="0"/>
@@ -280,7 +312,7 @@
       </w:r>
       <w:r>
         <w:rPr>
-          <w:rStyle w:val="7"/>
+          <w:rStyle w:val="8"/>
           <w:rFonts w:ascii="Courier New" w:hAnsi="Courier New" w:eastAsia="Courier New" w:cs="Courier New"/>
           <w:i w:val="0"/>
           <w:iCs w:val="0"/>
@@ -323,7 +355,7 @@
       </w:pPr>
       <w:r>
         <w:rPr>
-          <w:rStyle w:val="6"/>
+          <w:rStyle w:val="7"/>
           <w:rFonts w:hint="default" w:ascii="Segoe UI" w:hAnsi="Segoe UI" w:eastAsia="Segoe UI" w:cs="Segoe UI"/>
           <w:i w:val="0"/>
           <w:iCs w:val="0"/>
@@ -352,7 +384,7 @@
       </w:r>
       <w:r>
         <w:rPr>
-          <w:rStyle w:val="7"/>
+          <w:rStyle w:val="8"/>
           <w:rFonts w:hint="default" w:ascii="Courier New" w:hAnsi="Courier New" w:eastAsia="Courier New" w:cs="Courier New"/>
           <w:i w:val="0"/>
           <w:iCs w:val="0"/>
@@ -382,11 +414,419 @@
     </w:p>
     <w:p>
       <w:pPr>
+        <w:keepNext w:val="0"/>
+        <w:keepLines w:val="0"/>
+        <w:widowControl/>
+        <w:numPr>
+          <w:numId w:val="0"/>
+        </w:numPr>
+        <w:suppressLineNumbers w:val="0"/>
+        <w:tabs>
+          <w:tab w:val="left" w:pos="720"/>
+        </w:tabs>
+        <w:spacing w:before="53" w:beforeAutospacing="0" w:after="0" w:afterAutospacing="1"/>
+        <w:jc w:val="both"/>
+        <w:rPr>
+          <w:rFonts w:hint="default" w:ascii="Segoe UI" w:hAnsi="Segoe UI" w:eastAsia="Segoe UI" w:cs="Segoe UI"/>
+          <w:i w:val="0"/>
+          <w:iCs w:val="0"/>
+          <w:caps w:val="0"/>
+          <w:color w:val="616161"/>
+          <w:spacing w:val="0"/>
+          <w:sz w:val="19"/>
+          <w:szCs w:val="19"/>
+          <w:shd w:val="clear" w:fill="F3F3F3"/>
+        </w:rPr>
+      </w:pPr>
+    </w:p>
+    <w:p>
+      <w:pPr>
+        <w:keepNext w:val="0"/>
+        <w:keepLines w:val="0"/>
+        <w:widowControl/>
+        <w:numPr>
+          <w:numId w:val="0"/>
+        </w:numPr>
+        <w:suppressLineNumbers w:val="0"/>
+        <w:tabs>
+          <w:tab w:val="left" w:pos="720"/>
+        </w:tabs>
+        <w:spacing w:before="53" w:beforeAutospacing="0" w:after="0" w:afterAutospacing="1"/>
+        <w:jc w:val="both"/>
+        <w:rPr>
+          <w:rFonts w:hint="default" w:ascii="Segoe UI" w:hAnsi="Segoe UI" w:eastAsia="Segoe UI" w:cs="Segoe UI"/>
+          <w:i w:val="0"/>
+          <w:iCs w:val="0"/>
+          <w:caps w:val="0"/>
+          <w:color w:val="616161"/>
+          <w:spacing w:val="0"/>
+          <w:sz w:val="19"/>
+          <w:szCs w:val="19"/>
+          <w:shd w:val="clear" w:fill="F3F3F3"/>
+        </w:rPr>
+      </w:pPr>
+    </w:p>
+    <w:p>
+      <w:pPr>
+        <w:pStyle w:val="4"/>
+        <w:keepNext w:val="0"/>
+        <w:keepLines w:val="0"/>
+        <w:widowControl/>
+        <w:suppressLineNumbers w:val="0"/>
+        <w:shd w:val="clear" w:fill="F3F3F3"/>
+        <w:ind w:left="0" w:firstLine="0"/>
+        <w:rPr>
+          <w:rFonts w:ascii="Segoe UI" w:hAnsi="Segoe UI" w:eastAsia="Segoe UI" w:cs="Segoe UI"/>
+          <w:i w:val="0"/>
+          <w:iCs w:val="0"/>
+          <w:caps w:val="0"/>
+          <w:color w:val="616161"/>
+          <w:spacing w:val="0"/>
+          <w:sz w:val="19"/>
+          <w:szCs w:val="19"/>
+        </w:rPr>
+      </w:pPr>
+      <w:r>
+        <w:rPr>
+          <w:rStyle w:val="7"/>
+          <w:rFonts w:hint="default" w:ascii="Segoe UI" w:hAnsi="Segoe UI" w:eastAsia="Segoe UI" w:cs="Segoe UI"/>
+          <w:i w:val="0"/>
+          <w:iCs w:val="0"/>
+          <w:caps w:val="0"/>
+          <w:color w:val="616161"/>
+          <w:spacing w:val="0"/>
+          <w:sz w:val="19"/>
+          <w:szCs w:val="19"/>
+          <w:shd w:val="clear" w:fill="F3F3F3"/>
+        </w:rPr>
+        <w:t>第一层（关键词过滤）</w:t>
+      </w:r>
+      <w:r>
+        <w:rPr>
+          <w:rFonts w:hint="default" w:ascii="Segoe UI" w:hAnsi="Segoe UI" w:eastAsia="Segoe UI" w:cs="Segoe UI"/>
+          <w:i w:val="0"/>
+          <w:iCs w:val="0"/>
+          <w:caps w:val="0"/>
+          <w:color w:val="616161"/>
+          <w:spacing w:val="0"/>
+          <w:sz w:val="19"/>
+          <w:szCs w:val="19"/>
+          <w:shd w:val="clear" w:fill="F3F3F3"/>
+        </w:rPr>
+        <w:t>：</w:t>
+      </w:r>
+      <w:r>
+        <w:rPr>
+          <w:rStyle w:val="8"/>
+          <w:rFonts w:ascii="Courier New" w:hAnsi="Courier New" w:eastAsia="Courier New" w:cs="Courier New"/>
+          <w:i w:val="0"/>
+          <w:iCs w:val="0"/>
+          <w:caps w:val="0"/>
+          <w:color w:val="616161"/>
+          <w:spacing w:val="0"/>
+          <w:sz w:val="18"/>
+          <w:szCs w:val="18"/>
+          <w:shd w:val="clear" w:fill="F3F3F3"/>
+        </w:rPr>
+        <w:t>_is_vehicle_related()</w:t>
+      </w:r>
+      <w:r>
+        <w:rPr>
+          <w:rFonts w:hint="default" w:ascii="Segoe UI" w:hAnsi="Segoe UI" w:eastAsia="Segoe UI" w:cs="Segoe UI"/>
+          <w:i w:val="0"/>
+          <w:iCs w:val="0"/>
+          <w:caps w:val="0"/>
+          <w:color w:val="616161"/>
+          <w:spacing w:val="0"/>
+          <w:sz w:val="19"/>
+          <w:szCs w:val="19"/>
+          <w:shd w:val="clear" w:fill="F3F3F3"/>
+        </w:rPr>
+        <w:t> 在检索和生成之前直接拦截，如果查询中没有汽车相关关键词，直接返回拒绝回复，不执行后续检索和生成（节省时间）。</w:t>
+      </w:r>
+    </w:p>
+    <w:p>
+      <w:pPr>
+        <w:pStyle w:val="4"/>
+        <w:keepNext w:val="0"/>
+        <w:keepLines w:val="0"/>
+        <w:widowControl/>
+        <w:suppressLineNumbers w:val="0"/>
+        <w:shd w:val="clear" w:fill="F3F3F3"/>
+        <w:ind w:left="0" w:firstLine="0"/>
+        <w:rPr>
+          <w:rFonts w:hint="default" w:ascii="Segoe UI" w:hAnsi="Segoe UI" w:eastAsia="Segoe UI" w:cs="Segoe UI"/>
+          <w:i w:val="0"/>
+          <w:iCs w:val="0"/>
+          <w:caps w:val="0"/>
+          <w:color w:val="616161"/>
+          <w:spacing w:val="0"/>
+          <w:sz w:val="19"/>
+          <w:szCs w:val="19"/>
+        </w:rPr>
+      </w:pPr>
+      <w:r>
+        <w:rPr>
+          <w:rStyle w:val="7"/>
+          <w:rFonts w:hint="default" w:ascii="Segoe UI" w:hAnsi="Segoe UI" w:eastAsia="Segoe UI" w:cs="Segoe UI"/>
+          <w:i w:val="0"/>
+          <w:iCs w:val="0"/>
+          <w:caps w:val="0"/>
+          <w:color w:val="616161"/>
+          <w:spacing w:val="0"/>
+          <w:sz w:val="19"/>
+          <w:szCs w:val="19"/>
+          <w:shd w:val="clear" w:fill="F3F3F3"/>
+        </w:rPr>
+        <w:t>第二层（Prompt约束）</w:t>
+      </w:r>
+      <w:r>
+        <w:rPr>
+          <w:rFonts w:hint="default" w:ascii="Segoe UI" w:hAnsi="Segoe UI" w:eastAsia="Segoe UI" w:cs="Segoe UI"/>
+          <w:i w:val="0"/>
+          <w:iCs w:val="0"/>
+          <w:caps w:val="0"/>
+          <w:color w:val="616161"/>
+          <w:spacing w:val="0"/>
+          <w:sz w:val="19"/>
+          <w:szCs w:val="19"/>
+          <w:shd w:val="clear" w:fill="F3F3F3"/>
+        </w:rPr>
+        <w:t>：系统提示明确要求 LLM 只回答汽车相关问题，即使第一层没拦住，LLM 也会拒绝回答</w:t>
+      </w:r>
+    </w:p>
+    <w:p>
+      <w:pPr>
+        <w:keepNext w:val="0"/>
+        <w:keepLines w:val="0"/>
+        <w:widowControl/>
+        <w:numPr>
+          <w:numId w:val="0"/>
+        </w:numPr>
+        <w:suppressLineNumbers w:val="0"/>
+        <w:tabs>
+          <w:tab w:val="left" w:pos="720"/>
+        </w:tabs>
+        <w:spacing w:before="53" w:beforeAutospacing="0" w:after="0" w:afterAutospacing="1"/>
+        <w:jc w:val="both"/>
+        <w:rPr>
+          <w:rFonts w:hint="default" w:ascii="Segoe UI" w:hAnsi="Segoe UI" w:eastAsia="Segoe UI" w:cs="Segoe UI"/>
+          <w:i w:val="0"/>
+          <w:iCs w:val="0"/>
+          <w:caps w:val="0"/>
+          <w:color w:val="616161"/>
+          <w:spacing w:val="0"/>
+          <w:sz w:val="19"/>
+          <w:szCs w:val="19"/>
+          <w:shd w:val="clear" w:fill="F3F3F3"/>
+        </w:rPr>
+      </w:pPr>
+    </w:p>
+    <w:p>
+      <w:pPr>
+        <w:keepNext w:val="0"/>
+        <w:keepLines w:val="0"/>
+        <w:widowControl/>
+        <w:numPr>
+          <w:numId w:val="0"/>
+        </w:numPr>
+        <w:suppressLineNumbers w:val="0"/>
+        <w:tabs>
+          <w:tab w:val="left" w:pos="720"/>
+        </w:tabs>
+        <w:spacing w:before="53" w:beforeAutospacing="0" w:after="0" w:afterAutospacing="1"/>
+        <w:jc w:val="both"/>
+        <w:rPr>
+          <w:rFonts w:hint="default" w:ascii="Segoe UI" w:hAnsi="Segoe UI" w:eastAsia="Segoe UI" w:cs="Segoe UI"/>
+          <w:i w:val="0"/>
+          <w:iCs w:val="0"/>
+          <w:caps w:val="0"/>
+          <w:color w:val="616161"/>
+          <w:spacing w:val="0"/>
+          <w:sz w:val="19"/>
+          <w:szCs w:val="19"/>
+          <w:shd w:val="clear" w:fill="F3F3F3"/>
+        </w:rPr>
+      </w:pPr>
+    </w:p>
+    <w:p>
+      <w:pPr>
+        <w:keepNext w:val="0"/>
+        <w:keepLines w:val="0"/>
+        <w:widowControl/>
+        <w:numPr>
+          <w:numId w:val="0"/>
+        </w:numPr>
+        <w:suppressLineNumbers w:val="0"/>
+        <w:tabs>
+          <w:tab w:val="left" w:pos="720"/>
+        </w:tabs>
+        <w:spacing w:before="53" w:beforeAutospacing="0" w:after="0" w:afterAutospacing="1"/>
+        <w:jc w:val="both"/>
+        <w:rPr>
+          <w:rFonts w:hint="default" w:ascii="Segoe UI" w:hAnsi="Segoe UI" w:eastAsia="Segoe UI" w:cs="Segoe UI"/>
+          <w:i w:val="0"/>
+          <w:iCs w:val="0"/>
+          <w:caps w:val="0"/>
+          <w:color w:val="616161"/>
+          <w:spacing w:val="0"/>
+          <w:sz w:val="19"/>
+          <w:szCs w:val="19"/>
+          <w:shd w:val="clear" w:fill="F3F3F3"/>
+        </w:rPr>
+      </w:pPr>
+    </w:p>
+    <w:p>
+      <w:pPr>
         <w:pStyle w:val="3"/>
+      </w:pPr>
+      <w:r>
+        <w:drawing>
+          <wp:inline distT="0" distB="0" distL="114300" distR="114300">
+            <wp:extent cx="5238750" cy="4333875"/>
+            <wp:effectExtent l="0" t="0" r="0" b="9525"/>
+            <wp:docPr id="3" name="图片 1"/>
+            <wp:cNvGraphicFramePr>
+              <a:graphicFrameLocks xmlns:a="http://schemas.openxmlformats.org/drawingml/2006/main" noChangeAspect="1"/>
+            </wp:cNvGraphicFramePr>
+            <a:graphic xmlns:a="http://schemas.openxmlformats.org/drawingml/2006/main">
+              <a:graphicData uri="http://schemas.openxmlformats.org/drawingml/2006/picture">
+                <pic:pic xmlns:pic="http://schemas.openxmlformats.org/drawingml/2006/picture">
+                  <pic:nvPicPr>
+                    <pic:cNvPr id="3" name="图片 1"/>
+                    <pic:cNvPicPr>
+                      <a:picLocks noChangeAspect="1"/>
+                    </pic:cNvPicPr>
+                  </pic:nvPicPr>
+                  <pic:blipFill>
+                    <a:blip r:embed="rId6"/>
+                    <a:stretch>
+                      <a:fillRect/>
+                    </a:stretch>
+                  </pic:blipFill>
+                  <pic:spPr>
+                    <a:xfrm>
+                      <a:off x="0" y="0"/>
+                      <a:ext cx="5238750" cy="4333875"/>
+                    </a:xfrm>
+                    <a:prstGeom prst="rect">
+                      <a:avLst/>
+                    </a:prstGeom>
+                    <a:noFill/>
+                    <a:ln>
+                      <a:noFill/>
+                    </a:ln>
+                  </pic:spPr>
+                </pic:pic>
+              </a:graphicData>
+            </a:graphic>
+          </wp:inline>
+        </w:drawing>
+      </w:r>
+    </w:p>
+    <w:p>
+      <w:pPr>
+        <w:pStyle w:val="3"/>
+      </w:pPr>
+      <w:r>
+        <w:drawing>
+          <wp:inline distT="0" distB="0" distL="114300" distR="114300">
+            <wp:extent cx="5200650" cy="2705100"/>
+            <wp:effectExtent l="0" t="0" r="0" b="0"/>
+            <wp:docPr id="4" name="图片 2"/>
+            <wp:cNvGraphicFramePr>
+              <a:graphicFrameLocks xmlns:a="http://schemas.openxmlformats.org/drawingml/2006/main" noChangeAspect="1"/>
+            </wp:cNvGraphicFramePr>
+            <a:graphic xmlns:a="http://schemas.openxmlformats.org/drawingml/2006/main">
+              <a:graphicData uri="http://schemas.openxmlformats.org/drawingml/2006/picture">
+                <pic:pic xmlns:pic="http://schemas.openxmlformats.org/drawingml/2006/picture">
+                  <pic:nvPicPr>
+                    <pic:cNvPr id="4" name="图片 2"/>
+                    <pic:cNvPicPr>
+                      <a:picLocks noChangeAspect="1"/>
+                    </pic:cNvPicPr>
+                  </pic:nvPicPr>
+                  <pic:blipFill>
+                    <a:blip r:embed="rId7"/>
+                    <a:stretch>
+                      <a:fillRect/>
+                    </a:stretch>
+                  </pic:blipFill>
+                  <pic:spPr>
+                    <a:xfrm>
+                      <a:off x="0" y="0"/>
+                      <a:ext cx="5200650" cy="2705100"/>
+                    </a:xfrm>
+                    <a:prstGeom prst="rect">
+                      <a:avLst/>
+                    </a:prstGeom>
+                    <a:noFill/>
+                    <a:ln>
+                      <a:noFill/>
+                    </a:ln>
+                  </pic:spPr>
+                </pic:pic>
+              </a:graphicData>
+            </a:graphic>
+          </wp:inline>
+        </w:drawing>
+      </w:r>
+    </w:p>
+    <w:p>
+      <w:pPr>
+        <w:pStyle w:val="3"/>
+      </w:pPr>
+    </w:p>
+    <w:p>
+      <w:pPr>
+        <w:pStyle w:val="3"/>
         <w:rPr>
           <w:rFonts w:hint="eastAsia"/>
         </w:rPr>
       </w:pPr>
+      <w:r>
+        <w:drawing>
+          <wp:inline distT="0" distB="0" distL="114300" distR="114300">
+            <wp:extent cx="3590925" cy="1638300"/>
+            <wp:effectExtent l="0" t="0" r="9525" b="0"/>
+            <wp:docPr id="5" name="图片 3"/>
+            <wp:cNvGraphicFramePr>
+              <a:graphicFrameLocks xmlns:a="http://schemas.openxmlformats.org/drawingml/2006/main" noChangeAspect="1"/>
+            </wp:cNvGraphicFramePr>
+            <a:graphic xmlns:a="http://schemas.openxmlformats.org/drawingml/2006/main">
+              <a:graphicData uri="http://schemas.openxmlformats.org/drawingml/2006/picture">
+                <pic:pic xmlns:pic="http://schemas.openxmlformats.org/drawingml/2006/picture">
+                  <pic:nvPicPr>
+                    <pic:cNvPr id="5" name="图片 3"/>
+                    <pic:cNvPicPr>
+                      <a:picLocks noChangeAspect="1"/>
+                    </pic:cNvPicPr>
+                  </pic:nvPicPr>
+                  <pic:blipFill>
+                    <a:blip r:embed="rId8"/>
+                    <a:stretch>
+                      <a:fillRect/>
+                    </a:stretch>
+                  </pic:blipFill>
+                  <pic:spPr>
+                    <a:xfrm>
+                      <a:off x="0" y="0"/>
+                      <a:ext cx="3590925" cy="1638300"/>
+                    </a:xfrm>
+                    <a:prstGeom prst="rect">
+                      <a:avLst/>
+                    </a:prstGeom>
+                    <a:noFill/>
+                    <a:ln>
+                      <a:noFill/>
+                    </a:ln>
+                  </pic:spPr>
+                </pic:pic>
+              </a:graphicData>
+            </a:graphic>
+          </wp:inline>
+        </w:drawing>
+      </w:r>
       <w:bookmarkStart w:id="0" w:name="_GoBack"/>
       <w:bookmarkEnd w:id="0"/>
     </w:p>
@@ -852,13 +1292,13 @@
       <w:lang w:val="en-US" w:eastAsia="zh-CN" w:bidi="ar"/>
     </w:rPr>
   </w:style>
-  <w:style w:type="character" w:default="1" w:styleId="5">
+  <w:style w:type="character" w:default="1" w:styleId="6">
     <w:name w:val="Default Paragraph Font"/>
     <w:semiHidden/>
     <w:qFormat/>
     <w:uiPriority w:val="0"/>
   </w:style>
-  <w:style w:type="table" w:default="1" w:styleId="4">
+  <w:style w:type="table" w:default="1" w:styleId="5">
     <w:name w:val="Normal Table"/>
     <w:semiHidden/>
     <w:qFormat/>
@@ -880,18 +1320,33 @@
       <w:rFonts w:ascii="宋体" w:hAnsi="Courier New"/>
     </w:rPr>
   </w:style>
-  <w:style w:type="character" w:styleId="6">
+  <w:style w:type="paragraph" w:styleId="4">
+    <w:name w:val="Normal (Web)"/>
+    <w:basedOn w:val="1"/>
+    <w:uiPriority w:val="0"/>
+    <w:pPr>
+      <w:spacing w:before="0" w:beforeAutospacing="1" w:after="0" w:afterAutospacing="1"/>
+      <w:ind w:left="0" w:right="0"/>
+      <w:jc w:val="left"/>
+    </w:pPr>
+    <w:rPr>
+      <w:kern w:val="0"/>
+      <w:sz w:val="24"/>
+      <w:lang w:val="en-US" w:eastAsia="zh-CN" w:bidi="ar"/>
+    </w:rPr>
+  </w:style>
+  <w:style w:type="character" w:styleId="7">
     <w:name w:val="Strong"/>
-    <w:basedOn w:val="5"/>
+    <w:basedOn w:val="6"/>
     <w:qFormat/>
     <w:uiPriority w:val="0"/>
     <w:rPr>
       <w:b/>
     </w:rPr>
   </w:style>
-  <w:style w:type="character" w:styleId="7">
+  <w:style w:type="character" w:styleId="8">
     <w:name w:val="HTML Code"/>
-    <w:basedOn w:val="5"/>
+    <w:basedOn w:val="6"/>
     <w:uiPriority w:val="0"/>
     <w:rPr>
       <w:rFonts w:ascii="Courier New" w:hAnsi="Courier New"/>
